--- a/docs/Manual_Auditor_CGE.docx
+++ b/docs/Manual_Auditor_CGE.docx
@@ -107,17 +107,7 @@
         <w:jc w:val="both"/>
       </w:pPr>
       <w:r>
-        <w:t xml:space="preserve">El Auditor es una aplicación de escritorio que combina dos tipos de funciones: conexión directa con Workiva (Wdesk) para </w:t>
-      </w:r>
-      <w:r>
-        <w:rPr>
-          <w:b/>
-          <w:bCs/>
-        </w:rPr>
-        <w:t xml:space="preserve">consultar y escribir</w:t>
-      </w:r>
-      <w:r>
-        <w:t xml:space="preserve"> datos en el workspace, y generación de archivos locales (Excel .xlsx) que se guardan en la carpeta que el usuario elija en su computador. No requiere abrir el navegador ni exportar archivos manualmente.</w:t>
+        <w:t xml:space="preserve">El Auditor es una aplicación de escritorio que combina dos tipos de funciones: conexión directa con Workiva (Wdesk) para consultar y escribir datos en el espacio de trabajo, y generación de archivos locales de Excel que se guardan en la carpeta que el usuario elija en su computador. No requiere abrir el navegador ni exportar archivos manualmente.</w:t>
       </w:r>
     </w:p>
     <w:p>
@@ -131,10 +121,28 @@
     </w:p>
     <w:p>
       <w:pPr>
+        <w:spacing w:after="140" w:line="276" w:lineRule="auto"/>
+        <w:jc w:val="both"/>
+      </w:pPr>
+      <w:r>
+        <w:t xml:space="preserve">No todos los módulos trabajan de la misma forma. El Verificador de Sumas y el Llenado de Comparativos escriben directamente dentro de Workiva. El Extractor de Flujo de Efectivo y la Validación de Comparativos, en cambio, solo generan un archivo de Excel en tu computador y no modifican nada en Workiva.</w:t>
+      </w:r>
+    </w:p>
+    <w:p>
+      <w:pPr>
+        <w:spacing w:after="140" w:line="276" w:lineRule="auto"/>
+        <w:jc w:val="both"/>
+      </w:pPr>
+      <w:r>
+        <w:t xml:space="preserve">El Auditor es de uso personal. Cada persona recibe su propia copia de la aplicación, con sus credenciales de Workiva dentro del programa, de modo que todo lo que se escriba queda registrado en Workiva a su nombre. Por eso el archivo ejecutable no debe compartirse ni prestarse: si otra persona usa tu copia, los cambios quedarán registrados como hechos por ti.</w:t>
+      </w:r>
+    </w:p>
+    <w:p>
+      <w:pPr>
         <w:pStyle w:val="Heading1"/>
       </w:pPr>
       <w:r>
-        <w:t xml:space="preserve">Pasos previos de la aplicación.</w:t>
+        <w:t xml:space="preserve">Pasos previos de la aplicación</w:t>
       </w:r>
     </w:p>
     <w:p>
@@ -149,7 +157,7 @@
     <w:p>
       <w:pPr>
         <w:keepLines/>
-        <w:spacing w:after="180" w:before="120" w:line="240" w:lineRule="auto"/>
+        <w:spacing w:after="200" w:before="140" w:line="240" w:lineRule="auto"/>
         <w:jc w:val="center"/>
       </w:pPr>
       <w:r>
@@ -206,7 +214,7 @@
           <w:b/>
           <w:bCs/>
         </w:rPr>
-        <w:t xml:space="preserve">CATEGORIA:</w:t>
+        <w:t xml:space="preserve">Categoría:</w:t>
       </w:r>
       <w:r>
         <w:t xml:space="preserve"> Aplicaciones de escritorio y en la </w:t>
@@ -216,10 +224,10 @@
           <w:b/>
           <w:bCs/>
         </w:rPr>
-        <w:t xml:space="preserve">SUBCATEGORIA:</w:t>
-      </w:r>
-      <w:r>
-        <w:t xml:space="preserve"> Homologación de software. Con ese paso realizado el equipo de soporte les habilitara la aplicación y podrán acceder a todos los módulos de esta, los cuales están detallados mas abajo.</w:t>
+        <w:t xml:space="preserve">Subcategoría:</w:t>
+      </w:r>
+      <w:r>
+        <w:t xml:space="preserve"> Homologación de software. Con ese paso realizado el equipo de soporte les habilitará la aplicación y podrán acceder a todos los módulos de esta, los cuales están detallados más abajo.</w:t>
       </w:r>
     </w:p>
     <w:p>
@@ -236,19 +244,19 @@
         <w:jc w:val="both"/>
       </w:pPr>
       <w:r>
-        <w:t xml:space="preserve">Al ejecutar el “Auditor” les saldrá esta pantalla. De inicio les aparecerá el modulo de verificación de sumas, de igual manera se pueden observar el resto de módulos tales como llenado de comparativos, flujo de efectivo y validar comparativos. Todos se detallan su función y sus requisitos mas a detalle</w:t>
+        <w:t xml:space="preserve">Al ejecutar el “Auditor” les saldrá esta pantalla. De inicio les aparecerá el módulo de verificación de sumas, de igual manera se pueden observar el resto de módulos tales como llenado de comparativos, flujo de efectivo y validar comparativos. Más abajo se detallan su función y sus requisitos.</w:t>
       </w:r>
     </w:p>
     <w:p>
       <w:pPr>
         <w:keepLines/>
-        <w:spacing w:after="180" w:before="120" w:line="240" w:lineRule="auto"/>
+        <w:spacing w:after="200" w:before="140" w:line="240" w:lineRule="auto"/>
         <w:jc w:val="center"/>
       </w:pPr>
       <w:r>
         <w:drawing>
           <wp:inline distT="0" distB="0" distL="0" distR="0">
-            <wp:extent cx="5305425" cy="3190875"/>
+            <wp:extent cx="4933950" cy="2495550"/>
             <wp:effectExtent t="0" r="0" b="0" l="0"/>
             <wp:docPr id="1" name="" descr="" title=""/>
             <wp:cNvGraphicFramePr>
@@ -273,7 +281,7 @@
                   <pic:spPr bwMode="auto">
                     <a:xfrm>
                       <a:off x="0" y="0"/>
-                      <a:ext cx="5305425" cy="3190875"/>
+                      <a:ext cx="4933950" cy="2495550"/>
                     </a:xfrm>
                     <a:prstGeom prst="rect">
                       <a:avLst/>
@@ -442,7 +450,7 @@
         <w:jc w:val="both"/>
       </w:pPr>
       <w:r>
-        <w:t xml:space="preserve">Descarga los documentos Word (docx) de Estados Financieros (EE.FF.) de Workiva en la misma base de datos del “Auditor” para un período dado y revisa automáticamente que los totales coincidan con la suma de sus componentes.</w:t>
+        <w:t xml:space="preserve">Accede a los documentos Word (docx) de Estados Financieros de Workiva en la misma base de datos del “Auditor” para un período dado y revisa automáticamente que los totales coincidan con la suma de sus componentes.</w:t>
       </w:r>
     </w:p>
     <w:p>
@@ -451,7 +459,7 @@
         <w:jc w:val="both"/>
       </w:pPr>
       <w:r>
-        <w:t xml:space="preserve">Detecta filas de subtotal en tablas, acumula sus sumandos y señala cualquier diferencia que supere el umbral configurado (por defecto, M$ 1.000, miles de pesos).</w:t>
+        <w:t xml:space="preserve">Detecta filas y columnas de subtotal en tablas, acumula sus sumandos y señala cualquier diferencia que supere el umbral configurado (por defecto, 1).</w:t>
       </w:r>
     </w:p>
     <w:p>
@@ -586,13 +594,13 @@
     <w:p>
       <w:pPr>
         <w:keepLines/>
-        <w:spacing w:after="180" w:before="120" w:line="240" w:lineRule="auto"/>
+        <w:spacing w:after="200" w:before="140" w:line="240" w:lineRule="auto"/>
         <w:jc w:val="center"/>
       </w:pPr>
       <w:r>
         <w:drawing>
           <wp:inline distT="0" distB="0" distL="0" distR="0">
-            <wp:extent cx="5943600" cy="723900"/>
+            <wp:extent cx="5848350" cy="714375"/>
             <wp:effectExtent t="0" r="0" b="0" l="0"/>
             <wp:docPr id="1" name="" descr="" title=""/>
             <wp:cNvGraphicFramePr>
@@ -617,7 +625,7 @@
                   <pic:spPr bwMode="auto">
                     <a:xfrm>
                       <a:off x="0" y="0"/>
-                      <a:ext cx="5943600" cy="723900"/>
+                      <a:ext cx="5848350" cy="714375"/>
                     </a:xfrm>
                     <a:prstGeom prst="rect">
                       <a:avLst/>
@@ -682,23 +690,6 @@
     </w:p>
     <w:p>
       <w:pPr>
-        <w:pStyle w:val="ListParagraph"/>
-        <w:numPr>
-          <w:ilvl w:val="0"/>
-          <w:numId w:val="2"/>
-        </w:numPr>
-        <w:spacing w:after="50" w:line="264" w:lineRule="auto"/>
-      </w:pPr>
-      <w:r>
-        <w:rPr>
-          <w:sz w:val="21"/>
-          <w:szCs w:val="21"/>
-        </w:rPr>
-        <w:t xml:space="preserve">Idioma (ES / ENG / AMBOS)</w:t>
-      </w:r>
-    </w:p>
-    <w:p>
-      <w:pPr>
         <w:pStyle w:val="Etiqueta"/>
       </w:pPr>
       <w:r>
@@ -723,33 +714,7 @@
         <w:spacing w:after="70" w:line="268" w:lineRule="auto"/>
       </w:pPr>
       <w:r>
-        <w:t xml:space="preserve">Credenciales válidas de Workiva (ya configuradas en la aplicación).</w:t>
-      </w:r>
-    </w:p>
-    <w:p>
-      <w:pPr>
-        <w:pStyle w:val="ListParagraph"/>
-        <w:numPr>
-          <w:ilvl w:val="0"/>
-          <w:numId w:val="3"/>
-        </w:numPr>
-        <w:spacing w:after="70" w:line="268" w:lineRule="auto"/>
-      </w:pPr>
-      <w:r>
-        <w:t xml:space="preserve">Que existan documentos con nombre "EE.FF MM-AAAA" en el workspace.</w:t>
-      </w:r>
-    </w:p>
-    <w:p>
-      <w:pPr>
-        <w:pStyle w:val="ListParagraph"/>
-        <w:numPr>
-          <w:ilvl w:val="0"/>
-          <w:numId w:val="3"/>
-        </w:numPr>
-        <w:spacing w:after="70" w:line="268" w:lineRule="auto"/>
-      </w:pPr>
-      <w:r>
-        <w:t xml:space="preserve">Que los documentos estén publicados y accesibles con el rol actual.</w:t>
+        <w:t xml:space="preserve">Que existan documentos con nombre "EE.FF MM-AAAA" en el workspace (espacio de trabajo).</w:t>
       </w:r>
     </w:p>
     <w:p>
@@ -793,33 +758,19 @@
         <w:jc w:val="both"/>
       </w:pPr>
       <w:r>
-        <w:t xml:space="preserve">Elige el idioma: ES para español, ENG para inglés, o AMBOS para procesar todos.</w:t>
-      </w:r>
-    </w:p>
-    <w:p>
-      <w:pPr>
-        <w:pStyle w:val="ListParagraph"/>
-        <w:numPr>
-          <w:ilvl w:val="0"/>
-          <w:numId w:val="4"/>
-        </w:numPr>
-        <w:spacing w:after="90" w:line="276" w:lineRule="auto"/>
-        <w:jc w:val="both"/>
-      </w:pPr>
-      <w:r>
-        <w:t xml:space="preserve">Haz clic en "Buscar documentos". Aparecerá la lista de EE.FF. encontrados.</w:t>
+        <w:t xml:space="preserve">Haz clic en "Buscar documentos". Aparecerá la lista de Estados Financieros encontrados.</w:t>
       </w:r>
     </w:p>
     <w:p>
       <w:pPr>
         <w:keepLines/>
-        <w:spacing w:after="180" w:before="120" w:line="240" w:lineRule="auto"/>
+        <w:spacing w:after="200" w:before="140" w:line="240" w:lineRule="auto"/>
         <w:jc w:val="center"/>
       </w:pPr>
       <w:r>
         <w:drawing>
           <wp:inline distT="0" distB="0" distL="0" distR="0">
-            <wp:extent cx="5486400" cy="2724150"/>
+            <wp:extent cx="4933950" cy="2581275"/>
             <wp:effectExtent t="0" r="0" b="0" l="0"/>
             <wp:docPr id="1" name="" descr="" title=""/>
             <wp:cNvGraphicFramePr>
@@ -844,7 +795,7 @@
                   <pic:spPr bwMode="auto">
                     <a:xfrm>
                       <a:off x="0" y="0"/>
-                      <a:ext cx="5486400" cy="2724150"/>
+                      <a:ext cx="4933950" cy="2581275"/>
                     </a:xfrm>
                     <a:prstGeom prst="rect">
                       <a:avLst/>
@@ -882,19 +833,19 @@
         <w:jc w:val="both"/>
       </w:pPr>
       <w:r>
-        <w:t xml:space="preserve">El panel de Actividad muestra el progreso. Los errores aparecen en rojo; los documentos sin diferencias, en verde.</w:t>
+        <w:t xml:space="preserve">El panel de Actividad muestra el progreso. Los errores aparecen en amarillo; los documentos sin diferencias, en verde.</w:t>
       </w:r>
     </w:p>
     <w:p>
       <w:pPr>
         <w:keepLines/>
-        <w:spacing w:after="180" w:before="120" w:line="240" w:lineRule="auto"/>
+        <w:spacing w:after="200" w:before="140" w:line="240" w:lineRule="auto"/>
         <w:jc w:val="center"/>
       </w:pPr>
       <w:r>
         <w:drawing>
           <wp:inline distT="0" distB="0" distL="0" distR="0">
-            <wp:extent cx="4933950" cy="2428875"/>
+            <wp:extent cx="5848350" cy="3152775"/>
             <wp:effectExtent t="0" r="0" b="0" l="0"/>
             <wp:docPr id="1" name="" descr="" title=""/>
             <wp:cNvGraphicFramePr>
@@ -919,7 +870,7 @@
                   <pic:spPr bwMode="auto">
                     <a:xfrm>
                       <a:off x="0" y="0"/>
-                      <a:ext cx="4933950" cy="2428875"/>
+                      <a:ext cx="5848350" cy="3152775"/>
                     </a:xfrm>
                     <a:prstGeom prst="rect">
                       <a:avLst/>
@@ -943,19 +894,19 @@
         <w:jc w:val="both"/>
       </w:pPr>
       <w:r>
-        <w:t xml:space="preserve">Al finalizar, el resumen queda guardado automáticamente en el archivo Verificación de Sumas MM.AAAA dentro de la carpeta del mes en Workiva.</w:t>
+        <w:t xml:space="preserve">Al finalizar, el resumen queda guardado automáticamente en el archivo Verificación de Sumas MM.AAAA dentro de la carpeta del mes en Workiva, con cinco hojas por cada sociedad revisada: el resumen (E###), Hallazgos, Revisar_manual, Verificadas_OK e Indice_cuadros.</w:t>
       </w:r>
     </w:p>
     <w:p>
       <w:pPr>
         <w:keepLines/>
-        <w:spacing w:after="180" w:before="120" w:line="240" w:lineRule="auto"/>
+        <w:spacing w:after="200" w:before="140" w:line="240" w:lineRule="auto"/>
         <w:jc w:val="center"/>
       </w:pPr>
       <w:r>
         <w:drawing>
           <wp:inline distT="0" distB="0" distL="0" distR="0">
-            <wp:extent cx="3476625" cy="1438275"/>
+            <wp:extent cx="4933950" cy="2266950"/>
             <wp:effectExtent t="0" r="0" b="0" l="0"/>
             <wp:docPr id="1" name="" descr="" title=""/>
             <wp:cNvGraphicFramePr>
@@ -980,7 +931,68 @@
                   <pic:spPr bwMode="auto">
                     <a:xfrm>
                       <a:off x="0" y="0"/>
-                      <a:ext cx="3476625" cy="1438275"/>
+                      <a:ext cx="4933950" cy="2266950"/>
+                    </a:xfrm>
+                    <a:prstGeom prst="rect">
+                      <a:avLst/>
+                    </a:prstGeom>
+                  </pic:spPr>
+                </pic:pic>
+              </a:graphicData>
+            </a:graphic>
+          </wp:inline>
+        </w:drawing>
+      </w:r>
+    </w:p>
+    <w:p>
+      <w:pPr>
+        <w:pStyle w:val="ListParagraph"/>
+        <w:numPr>
+          <w:ilvl w:val="0"/>
+          <w:numId w:val="4"/>
+        </w:numPr>
+        <w:spacing w:after="90" w:line="276" w:lineRule="auto"/>
+        <w:jc w:val="both"/>
+      </w:pPr>
+      <w:r>
+        <w:t xml:space="preserve">Al ingresar en la pestaña de Hallazgos saldrá una tabla con las diferencias prioritarias. Cada fila indica la sociedad, el cuadro o nota donde está la diferencia, la fila y la columna afectadas, el valor impreso, el calculado y la diferencia entre ambos, además de la regla con que se sumó el cuadro y la causa probable. El resto de las diferencias queda en Revisar_manual.</w:t>
+      </w:r>
+    </w:p>
+    <w:p>
+      <w:pPr>
+        <w:keepLines/>
+        <w:spacing w:after="200" w:before="140" w:line="240" w:lineRule="auto"/>
+        <w:jc w:val="center"/>
+      </w:pPr>
+      <w:r>
+        <w:drawing>
+          <wp:inline distT="0" distB="0" distL="0" distR="0">
+            <wp:extent cx="4933950" cy="2428875"/>
+            <wp:effectExtent t="0" r="0" b="0" l="0"/>
+            <wp:docPr id="1" name="" descr="" title=""/>
+            <wp:cNvGraphicFramePr>
+              <a:graphicFrameLocks xmlns:a="http://schemas.openxmlformats.org/drawingml/2006/main" noChangeAspect="1"/>
+            </wp:cNvGraphicFramePr>
+            <a:graphic xmlns:a="http://schemas.openxmlformats.org/drawingml/2006/main">
+              <a:graphicData uri="http://schemas.openxmlformats.org/drawingml/2006/picture">
+                <pic:pic xmlns:pic="http://schemas.openxmlformats.org/drawingml/2006/picture">
+                  <pic:nvPicPr>
+                    <pic:cNvPr id="0" name="" descr=""/>
+                    <pic:cNvPicPr>
+                      <a:picLocks noChangeAspect="1" noChangeArrowheads="1"/>
+                    </pic:cNvPicPr>
+                  </pic:nvPicPr>
+                  <pic:blipFill>
+                    <a:blip r:embed="rId14" cstate="none"/>
+                    <a:srcRect/>
+                    <a:stretch>
+                      <a:fillRect/>
+                    </a:stretch>
+                  </pic:blipFill>
+                  <pic:spPr bwMode="auto">
+                    <a:xfrm>
+                      <a:off x="0" y="0"/>
+                      <a:ext cx="4933950" cy="2428875"/>
                     </a:xfrm>
                     <a:prstGeom prst="rect">
                       <a:avLst/>
@@ -1087,7 +1099,7 @@
         <w:tc>
           <w:tcPr>
             <w:tcW w:type="dxa" w:w="1980"/>
-            <w:shd w:fill="FDF3E3" w:color="auto" w:val="clear"/>
+            <w:shd w:fill="DCE8F7" w:color="auto" w:val="clear"/>
             <w:tcMar>
               <w:top w:type="dxa" w:w="110"/>
               <w:left w:type="dxa" w:w="120"/>
@@ -1105,11 +1117,11 @@
               <w:rPr>
                 <w:b/>
                 <w:bCs/>
-                <w:color w:val="9C5A00"/>
+                <w:color w:val="1E7A46"/>
                 <w:sz w:val="17"/>
                 <w:szCs w:val="17"/>
               </w:rPr>
-              <w:t xml:space="preserve">⚠ En Desarrollo</w:t>
+              <w:t xml:space="preserve">● Disponible</w:t>
             </w:r>
           </w:p>
         </w:tc>
@@ -1149,7 +1161,7 @@
         <w:jc w:val="both"/>
       </w:pPr>
       <w:r>
-        <w:t xml:space="preserve">Copia automáticamente los valores del período anterior hacia las columnas comparativas de cada hoja dentro de los archivos IND de Workiva. Evita el llenado manual fila por fila.</w:t>
+        <w:t xml:space="preserve">Copia automáticamente los valores del período anterior hacia las columnas comparativas de cada hoja dentro de los archivos Individuales de Workiva. Evita el llenado manual fila por fila.</w:t>
       </w:r>
     </w:p>
     <w:p>
@@ -1158,7 +1170,53 @@
         <w:jc w:val="both"/>
       </w:pPr>
       <w:r>
-        <w:t xml:space="preserve">Aplica reglas automáticas: las hojas de balance solo se llenan en cierre de marzo; las hojas con fórmulas no se tocan; y si una hoja ya fue llenada previamente, se omite para no pisar datos existentes.</w:t>
+        <w:t xml:space="preserve">Cada nota de los Estados Financieros muestra dos columnas de cifras. Una es la del período que se está cerrando, que llega sola desde Workiva a través de las conexiones. La otra es la columna comparativa, que muestra el mismo dato pero del período anterior, y esa no llega sola: alguien tiene que abrir el archivo del período pasado, buscar la cifra y copiarla. Como cada archivo Individual tiene decenas de hojas, y cada hoja decenas de filas, hacerlo a mano toma </w:t>
+      </w:r>
+      <w:r>
+        <w:rPr>
+          <w:b/>
+          <w:bCs/>
+        </w:rPr>
+        <w:t xml:space="preserve">horas</w:t>
+      </w:r>
+      <w:r>
+        <w:t xml:space="preserve"> y es fácil equivocarse de fila.</w:t>
+      </w:r>
+    </w:p>
+    <w:p>
+      <w:pPr>
+        <w:spacing w:after="140" w:line="276" w:lineRule="auto"/>
+        <w:jc w:val="both"/>
+      </w:pPr>
+      <w:r>
+        <w:t xml:space="preserve">El módulo abre la hoja Bases, una hoja que viene dentro del mismo archivo y que contiene los parámetros del cierre, y lee de ahí dos fechas: la del período actual y la del período con el que hay que comparar. Con la fecha del comparativo busca en Workiva el archivo Individual de esa misma sociedad correspondiente al período anterior. Es el mismo nombre de archivo, cambiando solo el mes y el año.</w:t>
+      </w:r>
+    </w:p>
+    <w:p>
+      <w:pPr>
+        <w:spacing w:after="140" w:line="276" w:lineRule="auto"/>
+        <w:jc w:val="both"/>
+      </w:pPr>
+      <w:r>
+        <w:t xml:space="preserve">Luego entra hoja por hoja. En cada una mira los encabezados y ubica la columna comparativa, que es la que lleva la fecha del período anterior. Las columnas del período actual, y las que se alimentan de consultas o de SAP BPC, las deja fuera, porque esas se actualizan solas.</w:t>
+      </w:r>
+    </w:p>
+    <w:p>
+      <w:pPr>
+        <w:spacing w:after="140" w:line="276" w:lineRule="auto"/>
+        <w:jc w:val="both"/>
+      </w:pPr>
+      <w:r>
+        <w:t xml:space="preserve">Ubicada la columna, empareja las filas. No copia la fila 10 en la fila 10: busca cada partida por su nombre o por su código de cuenta de SAP BPC, y ahí deja el valor que le corresponde. Por eso funciona aunque el cuadro haya cambiado de tamaño entre un período y otro; si en la nota se agregó o se quitó una línea, cada cifra igual queda donde va.</w:t>
+      </w:r>
+    </w:p>
+    <w:p>
+      <w:pPr>
+        <w:spacing w:after="140" w:line="276" w:lineRule="auto"/>
+        <w:jc w:val="both"/>
+      </w:pPr>
+      <w:r>
+        <w:t xml:space="preserve">Solo escribe números y solo en celdas vacías. Si la celda destino tiene una fórmula, como una suma o un subtotal, no la toca. Si tiene texto, tampoco. Y si la fila no tiene nombre ni código, la salta.</w:t>
       </w:r>
     </w:p>
     <w:p>
@@ -1237,7 +1295,7 @@
         <w:spacing w:after="70" w:line="268" w:lineRule="auto"/>
       </w:pPr>
       <w:r>
-        <w:t xml:space="preserve">Que existan archivos con el formato "E###_IND_MM-AAAA_Base Notas …" en el workspace.</w:t>
+        <w:t xml:space="preserve">Que existan archivos con el formato "E###_IND_MM-AAAA_Base Notas …" en el workspace (espacio de trabajo).</w:t>
       </w:r>
     </w:p>
     <w:p>
@@ -1250,7 +1308,7 @@
         <w:spacing w:after="70" w:line="268" w:lineRule="auto"/>
       </w:pPr>
       <w:r>
-        <w:t xml:space="preserve">Que la hoja de bases esté actualizada con las fechas correctas.</w:t>
+        <w:t xml:space="preserve">Que la hoja de bases esté actualizada y que sea consistente con el período a llenar.</w:t>
       </w:r>
     </w:p>
     <w:p>
@@ -1264,19 +1322,6 @@
       </w:pPr>
       <w:r>
         <w:t xml:space="preserve">Que las celdas en las cuales escribirá NO estén bloqueadas, al igual que los archivos.</w:t>
-      </w:r>
-    </w:p>
-    <w:p>
-      <w:pPr>
-        <w:pStyle w:val="ListParagraph"/>
-        <w:numPr>
-          <w:ilvl w:val="0"/>
-          <w:numId w:val="3"/>
-        </w:numPr>
-        <w:spacing w:after="70" w:line="268" w:lineRule="auto"/>
-      </w:pPr>
-      <w:r>
-        <w:t xml:space="preserve">Acceso de escritura al workspace (no modo lectura).</w:t>
       </w:r>
     </w:p>
     <w:p>
@@ -1320,7 +1365,7 @@
         <w:jc w:val="both"/>
       </w:pPr>
       <w:r>
-        <w:t xml:space="preserve">Haz clic en "Buscar archivos". La aplicación buscará en Workiva todos los IND del período.</w:t>
+        <w:t xml:space="preserve">Haz clic en "Buscar archivos". La aplicación buscará en Workiva todos los archivos “Excel” individuales del período.</w:t>
       </w:r>
     </w:p>
     <w:p>
@@ -1340,88 +1385,13 @@
     <w:p>
       <w:pPr>
         <w:keepLines/>
-        <w:spacing w:after="180" w:before="120" w:line="240" w:lineRule="auto"/>
+        <w:spacing w:after="200" w:before="140" w:line="240" w:lineRule="auto"/>
         <w:jc w:val="center"/>
       </w:pPr>
       <w:r>
         <w:drawing>
           <wp:inline distT="0" distB="0" distL="0" distR="0">
-            <wp:extent cx="5667375" cy="1476375"/>
-            <wp:effectExtent t="0" r="0" b="0" l="0"/>
-            <wp:docPr id="1" name="" descr="" title=""/>
-            <wp:cNvGraphicFramePr>
-              <a:graphicFrameLocks xmlns:a="http://schemas.openxmlformats.org/drawingml/2006/main" noChangeAspect="1"/>
-            </wp:cNvGraphicFramePr>
-            <a:graphic xmlns:a="http://schemas.openxmlformats.org/drawingml/2006/main">
-              <a:graphicData uri="http://schemas.openxmlformats.org/drawingml/2006/picture">
-                <pic:pic xmlns:pic="http://schemas.openxmlformats.org/drawingml/2006/picture">
-                  <pic:nvPicPr>
-                    <pic:cNvPr id="0" name="" descr=""/>
-                    <pic:cNvPicPr>
-                      <a:picLocks noChangeAspect="1" noChangeArrowheads="1"/>
-                    </pic:cNvPicPr>
-                  </pic:nvPicPr>
-                  <pic:blipFill>
-                    <a:blip r:embed="rId14" cstate="none"/>
-                    <a:srcRect/>
-                    <a:stretch>
-                      <a:fillRect/>
-                    </a:stretch>
-                  </pic:blipFill>
-                  <pic:spPr bwMode="auto">
-                    <a:xfrm>
-                      <a:off x="0" y="0"/>
-                      <a:ext cx="5667375" cy="1476375"/>
-                    </a:xfrm>
-                    <a:prstGeom prst="rect">
-                      <a:avLst/>
-                    </a:prstGeom>
-                  </pic:spPr>
-                </pic:pic>
-              </a:graphicData>
-            </a:graphic>
-          </wp:inline>
-        </w:drawing>
-      </w:r>
-    </w:p>
-    <w:p>
-      <w:pPr>
-        <w:pStyle w:val="ListParagraph"/>
-        <w:numPr>
-          <w:ilvl w:val="0"/>
-          <w:numId w:val="5"/>
-        </w:numPr>
-        <w:spacing w:after="90" w:line="276" w:lineRule="auto"/>
-        <w:jc w:val="both"/>
-      </w:pPr>
-      <w:r>
-        <w:t xml:space="preserve">Haz clic en "Procesar seleccionados". El panel de Actividad mostrará hoja por hoja cuántas columnas se escribieron.</w:t>
-      </w:r>
-    </w:p>
-    <w:p>
-      <w:pPr>
-        <w:pStyle w:val="ListParagraph"/>
-        <w:numPr>
-          <w:ilvl w:val="0"/>
-          <w:numId w:val="5"/>
-        </w:numPr>
-        <w:spacing w:after="90" w:line="276" w:lineRule="auto"/>
-        <w:jc w:val="both"/>
-      </w:pPr>
-      <w:r>
-        <w:t xml:space="preserve">Luego de que termina de procesar saltará un mensaje pop-up que dirá los archivos que se procesaron los OK, los errores (ERR) y cuanto tardo en cada uno.</w:t>
-      </w:r>
-    </w:p>
-    <w:p>
-      <w:pPr>
-        <w:keepLines/>
-        <w:spacing w:after="180" w:before="120" w:line="240" w:lineRule="auto"/>
-        <w:jc w:val="center"/>
-      </w:pPr>
-      <w:r>
-        <w:drawing>
-          <wp:inline distT="0" distB="0" distL="0" distR="0">
-            <wp:extent cx="4572000" cy="2771775"/>
+            <wp:extent cx="4933950" cy="1685925"/>
             <wp:effectExtent t="0" r="0" b="0" l="0"/>
             <wp:docPr id="1" name="" descr="" title=""/>
             <wp:cNvGraphicFramePr>
@@ -1446,7 +1416,7 @@
                   <pic:spPr bwMode="auto">
                     <a:xfrm>
                       <a:off x="0" y="0"/>
-                      <a:ext cx="4572000" cy="2771775"/>
+                      <a:ext cx="4933950" cy="1685925"/>
                     </a:xfrm>
                     <a:prstGeom prst="rect">
                       <a:avLst/>
@@ -1470,33 +1440,19 @@
         <w:jc w:val="both"/>
       </w:pPr>
       <w:r>
-        <w:t xml:space="preserve">Si un archivo falla, la aplicación reintenta hasta 5 veces. Puedes volver a ejecutar el proceso — las hojas ya llenadas se saltarán automáticamente. Debido a que revisa los registros anteriores.</w:t>
-      </w:r>
-    </w:p>
-    <w:p>
-      <w:pPr>
-        <w:pStyle w:val="ListParagraph"/>
-        <w:numPr>
-          <w:ilvl w:val="0"/>
-          <w:numId w:val="5"/>
-        </w:numPr>
-        <w:spacing w:after="90" w:line="276" w:lineRule="auto"/>
-        <w:jc w:val="both"/>
-      </w:pPr>
-      <w:r>
-        <w:t xml:space="preserve">Luego de hacer click en aceptar se puede ver en la actividad el detalle de los archivos que tomo como base para rellenar el archivo deseado.</w:t>
+        <w:t xml:space="preserve">Al hacer clic en "Procesar seleccionados" saldrá una alerta que advertirá que el sistema escribirá directamente en Workiva para evitar errores de procesos; es una medida de prevención.</w:t>
       </w:r>
     </w:p>
     <w:p>
       <w:pPr>
         <w:keepLines/>
-        <w:spacing w:after="180" w:before="120" w:line="240" w:lineRule="auto"/>
+        <w:spacing w:after="200" w:before="140" w:line="240" w:lineRule="auto"/>
         <w:jc w:val="center"/>
       </w:pPr>
       <w:r>
         <w:drawing>
           <wp:inline distT="0" distB="0" distL="0" distR="0">
-            <wp:extent cx="3838575" cy="2162175"/>
+            <wp:extent cx="4933950" cy="2352675"/>
             <wp:effectExtent t="0" r="0" b="0" l="0"/>
             <wp:docPr id="1" name="" descr="" title=""/>
             <wp:cNvGraphicFramePr>
@@ -1521,7 +1477,7 @@
                   <pic:spPr bwMode="auto">
                     <a:xfrm>
                       <a:off x="0" y="0"/>
-                      <a:ext cx="3838575" cy="2162175"/>
+                      <a:ext cx="4933950" cy="2352675"/>
                     </a:xfrm>
                     <a:prstGeom prst="rect">
                       <a:avLst/>
@@ -1536,6 +1492,231 @@
     </w:p>
     <w:p>
       <w:pPr>
+        <w:pStyle w:val="ListParagraph"/>
+        <w:numPr>
+          <w:ilvl w:val="0"/>
+          <w:numId w:val="5"/>
+        </w:numPr>
+        <w:spacing w:after="90" w:line="276" w:lineRule="auto"/>
+        <w:jc w:val="both"/>
+      </w:pPr>
+      <w:r>
+        <w:t xml:space="preserve">Haz clic en "Procesar seleccionados". El panel de Actividad mostrará hoja por hoja cuántas columnas se escribieron.</w:t>
+      </w:r>
+    </w:p>
+    <w:p>
+      <w:pPr>
+        <w:pStyle w:val="ListParagraph"/>
+        <w:numPr>
+          <w:ilvl w:val="0"/>
+          <w:numId w:val="5"/>
+        </w:numPr>
+        <w:spacing w:after="90" w:line="276" w:lineRule="auto"/>
+        <w:jc w:val="both"/>
+      </w:pPr>
+      <w:r>
+        <w:t xml:space="preserve">Luego de que termina de procesar saltará un mensaje pop-up que dirá los archivos que se procesaron, los OK, los errores (ERR) y cuánto tardó en cada uno.</w:t>
+      </w:r>
+    </w:p>
+    <w:p>
+      <w:pPr>
+        <w:keepLines/>
+        <w:spacing w:after="200" w:before="140" w:line="240" w:lineRule="auto"/>
+        <w:jc w:val="center"/>
+      </w:pPr>
+      <w:r>
+        <w:drawing>
+          <wp:inline distT="0" distB="0" distL="0" distR="0">
+            <wp:extent cx="4933950" cy="2514600"/>
+            <wp:effectExtent t="0" r="0" b="0" l="0"/>
+            <wp:docPr id="1" name="" descr="" title=""/>
+            <wp:cNvGraphicFramePr>
+              <a:graphicFrameLocks xmlns:a="http://schemas.openxmlformats.org/drawingml/2006/main" noChangeAspect="1"/>
+            </wp:cNvGraphicFramePr>
+            <a:graphic xmlns:a="http://schemas.openxmlformats.org/drawingml/2006/main">
+              <a:graphicData uri="http://schemas.openxmlformats.org/drawingml/2006/picture">
+                <pic:pic xmlns:pic="http://schemas.openxmlformats.org/drawingml/2006/picture">
+                  <pic:nvPicPr>
+                    <pic:cNvPr id="0" name="" descr=""/>
+                    <pic:cNvPicPr>
+                      <a:picLocks noChangeAspect="1" noChangeArrowheads="1"/>
+                    </pic:cNvPicPr>
+                  </pic:nvPicPr>
+                  <pic:blipFill>
+                    <a:blip r:embed="rId17" cstate="none"/>
+                    <a:srcRect/>
+                    <a:stretch>
+                      <a:fillRect/>
+                    </a:stretch>
+                  </pic:blipFill>
+                  <pic:spPr bwMode="auto">
+                    <a:xfrm>
+                      <a:off x="0" y="0"/>
+                      <a:ext cx="4933950" cy="2514600"/>
+                    </a:xfrm>
+                    <a:prstGeom prst="rect">
+                      <a:avLst/>
+                    </a:prstGeom>
+                  </pic:spPr>
+                </pic:pic>
+              </a:graphicData>
+            </a:graphic>
+          </wp:inline>
+        </w:drawing>
+      </w:r>
+    </w:p>
+    <w:p>
+      <w:pPr>
+        <w:pStyle w:val="ListParagraph"/>
+        <w:numPr>
+          <w:ilvl w:val="0"/>
+          <w:numId w:val="5"/>
+        </w:numPr>
+        <w:spacing w:after="90" w:line="276" w:lineRule="auto"/>
+        <w:jc w:val="both"/>
+      </w:pPr>
+      <w:r>
+        <w:t xml:space="preserve">En la pantalla pop-up en que aparecen los detalles de cuántos OK o ERR (los errores), puedes hacer clic en "Ver errores" para ver un detalle más a fondo de esto.</w:t>
+      </w:r>
+    </w:p>
+    <w:p>
+      <w:pPr>
+        <w:pStyle w:val="ListParagraph"/>
+        <w:numPr>
+          <w:ilvl w:val="0"/>
+          <w:numId w:val="5"/>
+        </w:numPr>
+        <w:spacing w:after="90" w:line="276" w:lineRule="auto"/>
+        <w:jc w:val="both"/>
+      </w:pPr>
+      <w:r>
+        <w:t xml:space="preserve">En los detalles a fondo se puede ver las hojas e incluso qué celdas son las que presentan errores, para poder revisar si es necesario más a fondo.</w:t>
+      </w:r>
+    </w:p>
+    <w:p>
+      <w:pPr>
+        <w:pStyle w:val="ListParagraph"/>
+        <w:numPr>
+          <w:ilvl w:val="0"/>
+          <w:numId w:val="5"/>
+        </w:numPr>
+        <w:spacing w:after="90" w:line="276" w:lineRule="auto"/>
+        <w:jc w:val="both"/>
+      </w:pPr>
+      <w:r>
+        <w:t xml:space="preserve">Luego de haber corregido los errores uno puede reintentar los fallidos para no tener que correr todo el proceso nuevamente.</w:t>
+      </w:r>
+    </w:p>
+    <w:p>
+      <w:pPr>
+        <w:keepLines/>
+        <w:spacing w:after="200" w:before="140" w:line="240" w:lineRule="auto"/>
+        <w:jc w:val="center"/>
+      </w:pPr>
+      <w:r>
+        <w:drawing>
+          <wp:inline distT="0" distB="0" distL="0" distR="0">
+            <wp:extent cx="5848350" cy="2943225"/>
+            <wp:effectExtent t="0" r="0" b="0" l="0"/>
+            <wp:docPr id="1" name="" descr="" title=""/>
+            <wp:cNvGraphicFramePr>
+              <a:graphicFrameLocks xmlns:a="http://schemas.openxmlformats.org/drawingml/2006/main" noChangeAspect="1"/>
+            </wp:cNvGraphicFramePr>
+            <a:graphic xmlns:a="http://schemas.openxmlformats.org/drawingml/2006/main">
+              <a:graphicData uri="http://schemas.openxmlformats.org/drawingml/2006/picture">
+                <pic:pic xmlns:pic="http://schemas.openxmlformats.org/drawingml/2006/picture">
+                  <pic:nvPicPr>
+                    <pic:cNvPr id="0" name="" descr=""/>
+                    <pic:cNvPicPr>
+                      <a:picLocks noChangeAspect="1" noChangeArrowheads="1"/>
+                    </pic:cNvPicPr>
+                  </pic:nvPicPr>
+                  <pic:blipFill>
+                    <a:blip r:embed="rId18" cstate="none"/>
+                    <a:srcRect/>
+                    <a:stretch>
+                      <a:fillRect/>
+                    </a:stretch>
+                  </pic:blipFill>
+                  <pic:spPr bwMode="auto">
+                    <a:xfrm>
+                      <a:off x="0" y="0"/>
+                      <a:ext cx="5848350" cy="2943225"/>
+                    </a:xfrm>
+                    <a:prstGeom prst="rect">
+                      <a:avLst/>
+                    </a:prstGeom>
+                  </pic:spPr>
+                </pic:pic>
+              </a:graphicData>
+            </a:graphic>
+          </wp:inline>
+        </w:drawing>
+      </w:r>
+    </w:p>
+    <w:p>
+      <w:pPr>
+        <w:pStyle w:val="ListParagraph"/>
+        <w:numPr>
+          <w:ilvl w:val="0"/>
+          <w:numId w:val="5"/>
+        </w:numPr>
+        <w:spacing w:after="90" w:line="276" w:lineRule="auto"/>
+        <w:jc w:val="both"/>
+      </w:pPr>
+      <w:r>
+        <w:t xml:space="preserve">Luego de hacer clic en "Aceptar" se puede ver en la actividad cosas como el detalle de los archivos que tomó como base para rellenar el archivo deseado, de igual manera que las hojas con errores.</w:t>
+      </w:r>
+    </w:p>
+    <w:p>
+      <w:pPr>
+        <w:keepLines/>
+        <w:spacing w:after="200" w:before="140" w:line="240" w:lineRule="auto"/>
+        <w:jc w:val="center"/>
+      </w:pPr>
+      <w:r>
+        <w:drawing>
+          <wp:inline distT="0" distB="0" distL="0" distR="0">
+            <wp:extent cx="4933950" cy="2562225"/>
+            <wp:effectExtent t="0" r="0" b="0" l="0"/>
+            <wp:docPr id="1" name="" descr="" title=""/>
+            <wp:cNvGraphicFramePr>
+              <a:graphicFrameLocks xmlns:a="http://schemas.openxmlformats.org/drawingml/2006/main" noChangeAspect="1"/>
+            </wp:cNvGraphicFramePr>
+            <a:graphic xmlns:a="http://schemas.openxmlformats.org/drawingml/2006/main">
+              <a:graphicData uri="http://schemas.openxmlformats.org/drawingml/2006/picture">
+                <pic:pic xmlns:pic="http://schemas.openxmlformats.org/drawingml/2006/picture">
+                  <pic:nvPicPr>
+                    <pic:cNvPr id="0" name="" descr=""/>
+                    <pic:cNvPicPr>
+                      <a:picLocks noChangeAspect="1" noChangeArrowheads="1"/>
+                    </pic:cNvPicPr>
+                  </pic:nvPicPr>
+                  <pic:blipFill>
+                    <a:blip r:embed="rId19" cstate="none"/>
+                    <a:srcRect/>
+                    <a:stretch>
+                      <a:fillRect/>
+                    </a:stretch>
+                  </pic:blipFill>
+                  <pic:spPr bwMode="auto">
+                    <a:xfrm>
+                      <a:off x="0" y="0"/>
+                      <a:ext cx="4933950" cy="2562225"/>
+                    </a:xfrm>
+                    <a:prstGeom prst="rect">
+                      <a:avLst/>
+                    </a:prstGeom>
+                  </pic:spPr>
+                </pic:pic>
+              </a:graphicData>
+            </a:graphic>
+          </wp:inline>
+        </w:drawing>
+      </w:r>
+    </w:p>
+    <w:p>
+      <w:pPr>
         <w:pStyle w:val="Etiqueta"/>
       </w:pPr>
       <w:r>
@@ -1589,74 +1770,6 @@
         <w:t xml:space="preserve">Hojas ya llenadas (con valores numéricos en la columna comparativa): se saltan.</w:t>
       </w:r>
     </w:p>
-    <w:p>
-      <w:pPr>
-        <w:spacing w:after="100" w:before="0" w:line="120" w:lineRule="exact"/>
-      </w:pPr>
-      <w:r>
-        <w:rPr>
-          <w:sz w:val="10"/>
-          <w:szCs w:val="10"/>
-        </w:rPr>
-        <w:t xml:space="preserve"/>
-      </w:r>
-    </w:p>
-    <w:tbl>
-      <w:tblPr>
-        <w:tblW w:type="dxa" w:w="9360"/>
-        <w:tblBorders>
-          <w:top w:val="none" w:color="FFFFFF" w:sz="0"/>
-          <w:left w:val="single" w:color="9C5A00" w:sz="18"/>
-          <w:bottom w:val="none" w:color="FFFFFF" w:sz="0"/>
-          <w:right w:val="none" w:color="FFFFFF" w:sz="0"/>
-          <w:insideH w:val="none" w:color="FFFFFF" w:sz="0"/>
-          <w:insideV w:val="none" w:color="FFFFFF" w:sz="0"/>
-        </w:tblBorders>
-      </w:tblPr>
-      <w:tblGrid>
-        <w:gridCol w:w="9360"/>
-      </w:tblGrid>
-      <w:tr>
-        <w:trPr>
-          <w:cantSplit/>
-        </w:trPr>
-        <w:tc>
-          <w:tcPr>
-            <w:tcW w:type="dxa" w:w="9360"/>
-            <w:shd w:fill="FDF3E3" w:color="auto" w:val="clear"/>
-            <w:tcMar>
-              <w:top w:type="dxa" w:w="150"/>
-              <w:left w:type="dxa" w:w="220"/>
-              <w:bottom w:type="dxa" w:w="150"/>
-              <w:right w:type="dxa" w:w="200"/>
-            </w:tcMar>
-          </w:tcPr>
-          <w:p>
-            <w:pPr>
-              <w:spacing w:after="0" w:line="264" w:lineRule="auto"/>
-            </w:pPr>
-            <w:r>
-              <w:rPr>
-                <w:b/>
-                <w:bCs/>
-                <w:color w:val="9C5A00"/>
-                <w:sz w:val="21"/>
-                <w:szCs w:val="21"/>
-              </w:rPr>
-              <w:t xml:space="preserve">⚠  Nota:  </w:t>
-            </w:r>
-            <w:r>
-              <w:rPr>
-                <w:color w:val="262626"/>
-                <w:sz w:val="21"/>
-                <w:szCs w:val="21"/>
-              </w:rPr>
-              <w:t xml:space="preserve">Módulo en desarrollo activo.</w:t>
-            </w:r>
-          </w:p>
-        </w:tc>
-      </w:tr>
-    </w:tbl>
     <w:p>
       <w:pPr>
         <w:pageBreakBefore/>
@@ -1813,7 +1926,7 @@
         <w:jc w:val="both"/>
       </w:pPr>
       <w:r>
-        <w:t xml:space="preserve">Descarga el Estado de Flujo de Efectivo de una o más sociedades directamente desde la aplicación de “Flujo Internacional” y lo guarda como un archivo Excel (.xlsx) en la carpeta que el usuario elija en su computador. Incluye el detalle de los movimientos que componen cada uno de los ítems del flujo.  Esto ocurre siempre que el flujo se haya generado en la aplicación, en caso contrario, se extraerá una versión preliminar del flujo.</w:t>
+        <w:t xml:space="preserve">Descarga el Estado de Flujo de Efectivo de una o más sociedades directamente desde la aplicación de “Flujo Internacional” y lo guarda como un archivo Excel (.xlsx) en la carpeta que el usuario elija en su computador. Incluye el detalle de los movimientos que componen cada uno de los ítems del flujo. Esto ocurre siempre que el flujo se haya generado en la aplicación; en caso contrario, se extraerá una versión preliminar del flujo.</w:t>
       </w:r>
     </w:p>
     <w:p>
@@ -1952,7 +2065,7 @@
         <w:jc w:val="both"/>
       </w:pPr>
       <w:r>
-        <w:t xml:space="preserve">Escribe el mes y año del período a descargar (ej: 06-2026)</w:t>
+        <w:t xml:space="preserve">Escribe el mes y año del período a descargar (ej: 06-2026).</w:t>
       </w:r>
     </w:p>
     <w:p>
@@ -1986,13 +2099,13 @@
     <w:p>
       <w:pPr>
         <w:keepLines/>
-        <w:spacing w:after="180" w:before="120" w:line="240" w:lineRule="auto"/>
+        <w:spacing w:after="200" w:before="140" w:line="240" w:lineRule="auto"/>
         <w:jc w:val="center"/>
       </w:pPr>
       <w:r>
         <w:drawing>
           <wp:inline distT="0" distB="0" distL="0" distR="0">
-            <wp:extent cx="5486400" cy="1628775"/>
+            <wp:extent cx="4933950" cy="2600325"/>
             <wp:effectExtent t="0" r="0" b="0" l="0"/>
             <wp:docPr id="1" name="" descr="" title=""/>
             <wp:cNvGraphicFramePr>
@@ -2008,7 +2121,7 @@
                     </pic:cNvPicPr>
                   </pic:nvPicPr>
                   <pic:blipFill>
-                    <a:blip r:embed="rId17" cstate="none"/>
+                    <a:blip r:embed="rId20" cstate="none"/>
                     <a:srcRect/>
                     <a:stretch>
                       <a:fillRect/>
@@ -2017,7 +2130,7 @@
                   <pic:spPr bwMode="auto">
                     <a:xfrm>
                       <a:off x="0" y="0"/>
-                      <a:ext cx="5486400" cy="1628775"/>
+                      <a:ext cx="4933950" cy="2600325"/>
                     </a:xfrm>
                     <a:prstGeom prst="rect">
                       <a:avLst/>
@@ -2033,13 +2146,13 @@
     <w:p>
       <w:pPr>
         <w:keepLines/>
-        <w:spacing w:after="180" w:before="120" w:line="240" w:lineRule="auto"/>
+        <w:spacing w:after="200" w:before="140" w:line="240" w:lineRule="auto"/>
         <w:jc w:val="center"/>
       </w:pPr>
       <w:r>
         <w:drawing>
           <wp:inline distT="0" distB="0" distL="0" distR="0">
-            <wp:extent cx="5486400" cy="285750"/>
+            <wp:extent cx="5848350" cy="304800"/>
             <wp:effectExtent t="0" r="0" b="0" l="0"/>
             <wp:docPr id="1" name="" descr="" title=""/>
             <wp:cNvGraphicFramePr>
@@ -2055,7 +2168,7 @@
                     </pic:cNvPicPr>
                   </pic:nvPicPr>
                   <pic:blipFill>
-                    <a:blip r:embed="rId18" cstate="none"/>
+                    <a:blip r:embed="rId21" cstate="none"/>
                     <a:srcRect/>
                     <a:stretch>
                       <a:fillRect/>
@@ -2064,7 +2177,7 @@
                   <pic:spPr bwMode="auto">
                     <a:xfrm>
                       <a:off x="0" y="0"/>
-                      <a:ext cx="5486400" cy="285750"/>
+                      <a:ext cx="5848350" cy="304800"/>
                     </a:xfrm>
                     <a:prstGeom prst="rect">
                       <a:avLst/>
@@ -2079,14 +2192,28 @@
     </w:p>
     <w:p>
       <w:pPr>
+        <w:pStyle w:val="ListParagraph"/>
+        <w:numPr>
+          <w:ilvl w:val="0"/>
+          <w:numId w:val="7"/>
+        </w:numPr>
+        <w:spacing w:after="90" w:line="276" w:lineRule="auto"/>
+        <w:jc w:val="both"/>
+      </w:pPr>
+      <w:r>
+        <w:t xml:space="preserve">Al finalizar, aparecerá un mensaje de flujo generado diciendo que el archivo .xlsx se generó correctamente y se abrirá automáticamente si le damos que Sí en el pop-up.</w:t>
+      </w:r>
+    </w:p>
+    <w:p>
+      <w:pPr>
         <w:keepLines/>
-        <w:spacing w:after="180" w:before="120" w:line="240" w:lineRule="auto"/>
+        <w:spacing w:after="200" w:before="140" w:line="240" w:lineRule="auto"/>
         <w:jc w:val="center"/>
       </w:pPr>
       <w:r>
         <w:drawing>
           <wp:inline distT="0" distB="0" distL="0" distR="0">
-            <wp:extent cx="4752975" cy="2381250"/>
+            <wp:extent cx="5848350" cy="2952750"/>
             <wp:effectExtent t="0" r="0" b="0" l="0"/>
             <wp:docPr id="1" name="" descr="" title=""/>
             <wp:cNvGraphicFramePr>
@@ -2102,7 +2229,7 @@
                     </pic:cNvPicPr>
                   </pic:nvPicPr>
                   <pic:blipFill>
-                    <a:blip r:embed="rId19" cstate="none"/>
+                    <a:blip r:embed="rId22" cstate="none"/>
                     <a:srcRect/>
                     <a:stretch>
                       <a:fillRect/>
@@ -2111,7 +2238,7 @@
                   <pic:spPr bwMode="auto">
                     <a:xfrm>
                       <a:off x="0" y="0"/>
-                      <a:ext cx="4752975" cy="2381250"/>
+                      <a:ext cx="5848350" cy="2952750"/>
                     </a:xfrm>
                     <a:prstGeom prst="rect">
                       <a:avLst/>
@@ -2122,20 +2249,6 @@
             </a:graphic>
           </wp:inline>
         </w:drawing>
-      </w:r>
-    </w:p>
-    <w:p>
-      <w:pPr>
-        <w:pStyle w:val="ListParagraph"/>
-        <w:numPr>
-          <w:ilvl w:val="0"/>
-          <w:numId w:val="7"/>
-        </w:numPr>
-        <w:spacing w:after="90" w:line="276" w:lineRule="auto"/>
-        <w:jc w:val="both"/>
-      </w:pPr>
-      <w:r>
-        <w:t xml:space="preserve">Al finalizar, aparecerá un mensaje de flujo generado diciendo que el archivo .xlsx se generó correctamente y esta guardado en la carpeta de salida elegida.</w:t>
       </w:r>
     </w:p>
     <w:p>
@@ -2294,7 +2407,7 @@
         <w:jc w:val="both"/>
       </w:pPr>
       <w:r>
-        <w:t xml:space="preserve">Verifica que las columnas comparativas de los archivos IND o CONSO estén correctamente llenadas para un período dado. Detecta inconsistencias o celdas vacías.</w:t>
+        <w:t xml:space="preserve">Verifica que las columnas comparativas de los archivos Individuales o Consolidados estén correctamente llenadas para un período dado. Detecta inconsistencias.</w:t>
       </w:r>
     </w:p>
     <w:p>
@@ -2387,7 +2500,7 @@
           <w:sz w:val="21"/>
           <w:szCs w:val="21"/>
         </w:rPr>
-        <w:t xml:space="preserve">Tipo (CONSO por defecto)</w:t>
+        <w:t xml:space="preserve">Tipo (Consolidado o Individual)</w:t>
       </w:r>
     </w:p>
     <w:p>
@@ -2503,7 +2616,7 @@
         <w:jc w:val="both"/>
       </w:pPr>
       <w:r>
-        <w:t xml:space="preserve">Completa el Año, el Trimestre (ej: 03=Q1 marzo, 06=Q2 junio, 09=Q3 septiembre, 12=Q4 diciembre) y el Tipo desde el parámetro desplegable (CONSO viene predeterminado).</w:t>
+        <w:t xml:space="preserve">Completa el Año, el Trimestre (03 para el primer trimestre, que cierra en marzo; 06 para el segundo, junio; 09 para el tercero, septiembre; 12 para el cuarto, diciembre) y el Tipo desde el parámetro desplegable (viene predeterminado en Consolidado).</w:t>
       </w:r>
     </w:p>
     <w:p>
@@ -2523,13 +2636,13 @@
     <w:p>
       <w:pPr>
         <w:keepLines/>
-        <w:spacing w:after="180" w:before="120" w:line="240" w:lineRule="auto"/>
+        <w:spacing w:after="200" w:before="140" w:line="240" w:lineRule="auto"/>
         <w:jc w:val="center"/>
       </w:pPr>
       <w:r>
         <w:drawing>
           <wp:inline distT="0" distB="0" distL="0" distR="0">
-            <wp:extent cx="4752975" cy="2819400"/>
+            <wp:extent cx="4933950" cy="2657475"/>
             <wp:effectExtent t="0" r="0" b="0" l="0"/>
             <wp:docPr id="1" name="" descr="" title=""/>
             <wp:cNvGraphicFramePr>
@@ -2545,7 +2658,7 @@
                     </pic:cNvPicPr>
                   </pic:nvPicPr>
                   <pic:blipFill>
-                    <a:blip r:embed="rId20" cstate="none"/>
+                    <a:blip r:embed="rId23" cstate="none"/>
                     <a:srcRect/>
                     <a:stretch>
                       <a:fillRect/>
@@ -2554,7 +2667,7 @@
                   <pic:spPr bwMode="auto">
                     <a:xfrm>
                       <a:off x="0" y="0"/>
-                      <a:ext cx="4752975" cy="2819400"/>
+                      <a:ext cx="4933950" cy="2657475"/>
                     </a:xfrm>
                     <a:prstGeom prst="rect">
                       <a:avLst/>
@@ -2592,7 +2705,115 @@
         <w:jc w:val="both"/>
       </w:pPr>
       <w:r>
-        <w:t xml:space="preserve">Al finalizar, abre la carpeta de salida. El Excel generado tiene una fila o sección por cada hoja revisada con el detalle de sus observaciones.</w:t>
+        <w:t xml:space="preserve">Al finalizar, saltará una alerta que dirá si hay hallazgos y permite abrir el Excel generado directamente desde el auditor.</w:t>
+      </w:r>
+    </w:p>
+    <w:p>
+      <w:pPr>
+        <w:keepLines/>
+        <w:spacing w:after="200" w:before="140" w:line="240" w:lineRule="auto"/>
+        <w:jc w:val="center"/>
+      </w:pPr>
+      <w:r>
+        <w:drawing>
+          <wp:inline distT="0" distB="0" distL="0" distR="0">
+            <wp:extent cx="4933950" cy="2952750"/>
+            <wp:effectExtent t="0" r="0" b="0" l="0"/>
+            <wp:docPr id="1" name="" descr="" title=""/>
+            <wp:cNvGraphicFramePr>
+              <a:graphicFrameLocks xmlns:a="http://schemas.openxmlformats.org/drawingml/2006/main" noChangeAspect="1"/>
+            </wp:cNvGraphicFramePr>
+            <a:graphic xmlns:a="http://schemas.openxmlformats.org/drawingml/2006/main">
+              <a:graphicData uri="http://schemas.openxmlformats.org/drawingml/2006/picture">
+                <pic:pic xmlns:pic="http://schemas.openxmlformats.org/drawingml/2006/picture">
+                  <pic:nvPicPr>
+                    <pic:cNvPr id="0" name="" descr=""/>
+                    <pic:cNvPicPr>
+                      <a:picLocks noChangeAspect="1" noChangeArrowheads="1"/>
+                    </pic:cNvPicPr>
+                  </pic:nvPicPr>
+                  <pic:blipFill>
+                    <a:blip r:embed="rId24" cstate="none"/>
+                    <a:srcRect/>
+                    <a:stretch>
+                      <a:fillRect/>
+                    </a:stretch>
+                  </pic:blipFill>
+                  <pic:spPr bwMode="auto">
+                    <a:xfrm>
+                      <a:off x="0" y="0"/>
+                      <a:ext cx="4933950" cy="2952750"/>
+                    </a:xfrm>
+                    <a:prstGeom prst="rect">
+                      <a:avLst/>
+                    </a:prstGeom>
+                  </pic:spPr>
+                </pic:pic>
+              </a:graphicData>
+            </a:graphic>
+          </wp:inline>
+        </w:drawing>
+      </w:r>
+    </w:p>
+    <w:p>
+      <w:pPr>
+        <w:pStyle w:val="ListParagraph"/>
+        <w:numPr>
+          <w:ilvl w:val="0"/>
+          <w:numId w:val="8"/>
+        </w:numPr>
+        <w:spacing w:after="90" w:line="276" w:lineRule="auto"/>
+        <w:jc w:val="both"/>
+      </w:pPr>
+      <w:r>
+        <w:t xml:space="preserve">Al hacer clic en Sí, se abre la carpeta de salida. El Excel generado tiene una fila o sección por cada hoja revisada con el detalle de sus observaciones con los hallazgos, los OK, los no procesados.</w:t>
+      </w:r>
+    </w:p>
+    <w:p>
+      <w:pPr>
+        <w:keepLines/>
+        <w:spacing w:after="200" w:before="140" w:line="240" w:lineRule="auto"/>
+        <w:jc w:val="center"/>
+      </w:pPr>
+      <w:r>
+        <w:drawing>
+          <wp:inline distT="0" distB="0" distL="0" distR="0">
+            <wp:extent cx="5848350" cy="1847850"/>
+            <wp:effectExtent t="0" r="0" b="0" l="0"/>
+            <wp:docPr id="1" name="" descr="" title=""/>
+            <wp:cNvGraphicFramePr>
+              <a:graphicFrameLocks xmlns:a="http://schemas.openxmlformats.org/drawingml/2006/main" noChangeAspect="1"/>
+            </wp:cNvGraphicFramePr>
+            <a:graphic xmlns:a="http://schemas.openxmlformats.org/drawingml/2006/main">
+              <a:graphicData uri="http://schemas.openxmlformats.org/drawingml/2006/picture">
+                <pic:pic xmlns:pic="http://schemas.openxmlformats.org/drawingml/2006/picture">
+                  <pic:nvPicPr>
+                    <pic:cNvPr id="0" name="" descr=""/>
+                    <pic:cNvPicPr>
+                      <a:picLocks noChangeAspect="1" noChangeArrowheads="1"/>
+                    </pic:cNvPicPr>
+                  </pic:nvPicPr>
+                  <pic:blipFill>
+                    <a:blip r:embed="rId25" cstate="none"/>
+                    <a:srcRect/>
+                    <a:stretch>
+                      <a:fillRect/>
+                    </a:stretch>
+                  </pic:blipFill>
+                  <pic:spPr bwMode="auto">
+                    <a:xfrm>
+                      <a:off x="0" y="0"/>
+                      <a:ext cx="5848350" cy="1847850"/>
+                    </a:xfrm>
+                    <a:prstGeom prst="rect">
+                      <a:avLst/>
+                    </a:prstGeom>
+                  </pic:spPr>
+                </pic:pic>
+              </a:graphicData>
+            </a:graphic>
+          </wp:inline>
+        </w:drawing>
       </w:r>
     </w:p>
     <w:sectPr>
@@ -3154,6 +3375,7 @@
     <w:qFormat/>
     <w:pPr>
       <w:keepNext/>
+      <w:keepLines/>
       <w:pBdr>
         <w:bottom w:val="single" w:color="D6DCE4" w:sz="6" w:space="4"/>
       </w:pBdr>
@@ -3193,6 +3415,7 @@
     <w:next w:val="Normal"/>
     <w:pPr>
       <w:keepNext/>
+      <w:keepLines/>
       <w:spacing w:after="80" w:before="260"/>
       <w:outlineLvl w:val="1"/>
     </w:pPr>
